--- a/chapters/word_output/CH-006_Vt_Vetor_Torque.docx
+++ b/chapters/word_output/CH-006_Vt_Vetor_Torque.docx
@@ -1229,7 +1229,7 @@
           <w:insideH w:val="single" w:color="auto" w:sz="4"/>
           <w:insideV w:val="single" w:color="auto" w:sz="4"/>
         </w:tblBorders>
-        <w:tblLayout w:type="fixed"/>
+        <w:tblLayout w:type="autofit"/>
       </w:tblPr>
       <w:tblGrid>
         <w:gridCol w:w="100"/>
@@ -2640,7 +2640,7 @@
           <w:insideH w:val="single" w:color="auto" w:sz="4"/>
           <w:insideV w:val="single" w:color="auto" w:sz="4"/>
         </w:tblBorders>
-        <w:tblLayout w:type="fixed"/>
+        <w:tblLayout w:type="autofit"/>
       </w:tblPr>
       <w:tblGrid>
         <w:gridCol w:w="100"/>
